--- a/src/briefloop/template_assets/business-report-zh-t5.docx
+++ b/src/briefloop/template_assets/business-report-zh-t5.docx
@@ -25,9 +25,9 @@
       </w:pPr>
       <w:r>
         <w:rPr>
-          <w:rFonts w:ascii="Arial" w:hAnsi="Arial" w:eastAsia="阿里巴巴普惠体"/>
+          <w:rFonts w:ascii="Arial" w:hAnsi="Arial" w:eastAsia="微软雅黑"/>
           <w:b/>
-          <w:color w:val="FF6B35"/>
+          <w:color w:val="8A9089"/>
           <w:sz w:val="44"/>
         </w:rPr>
         <w:t>{{title}}</w:t>
@@ -61,7 +61,7 @@
         <w:rPr>
           <w:rFonts w:ascii="Arial" w:hAnsi="Arial" w:eastAsia="黑体"/>
           <w:b/>
-          <w:color w:val="FF6B35"/>
+          <w:color w:val="8A9089"/>
           <w:sz w:val="30"/>
         </w:rPr>
         <w:t>目录</w:t>
@@ -85,9 +85,9 @@
       </w:pPr>
       <w:r>
         <w:rPr>
-          <w:rFonts w:ascii="Arial" w:hAnsi="Arial" w:eastAsia="阿里巴巴普惠体"/>
+          <w:rFonts w:ascii="Arial" w:hAnsi="Arial" w:eastAsia="微软雅黑"/>
           <w:b/>
-          <w:color w:val="FF6B35"/>
+          <w:color w:val="8A9089"/>
           <w:sz w:val="30"/>
         </w:rPr>
         <w:t>核心观点</w:t>
@@ -99,9 +99,9 @@
       </w:pPr>
       <w:r>
         <w:rPr>
-          <w:rFonts w:ascii="Arial" w:hAnsi="Arial" w:eastAsia="阿里巴巴普惠体"/>
+          <w:rFonts w:ascii="Arial" w:hAnsi="Arial" w:eastAsia="微软雅黑"/>
           <w:b/>
-          <w:color w:val="FF6B35"/>
+          <w:color w:val="8A9089"/>
           <w:sz w:val="30"/>
         </w:rPr>
         <w:t>事件回顾</w:t>
@@ -113,9 +113,9 @@
       </w:pPr>
       <w:r>
         <w:rPr>
-          <w:rFonts w:ascii="Arial" w:hAnsi="Arial" w:eastAsia="阿里巴巴普惠体"/>
+          <w:rFonts w:ascii="Arial" w:hAnsi="Arial" w:eastAsia="微软雅黑"/>
           <w:b/>
-          <w:color w:val="FF6B35"/>
+          <w:color w:val="8A9089"/>
           <w:sz w:val="30"/>
         </w:rPr>
         <w:t>影响分析</w:t>
@@ -127,9 +127,9 @@
       </w:pPr>
       <w:r>
         <w:rPr>
-          <w:rFonts w:ascii="Arial" w:hAnsi="Arial" w:eastAsia="阿里巴巴普惠体"/>
+          <w:rFonts w:ascii="Arial" w:hAnsi="Arial" w:eastAsia="微软雅黑"/>
           <w:b/>
-          <w:color w:val="FF6B35"/>
+          <w:color w:val="8A9089"/>
           <w:sz w:val="30"/>
         </w:rPr>
         <w:t>数据附录</w:t>
@@ -141,9 +141,9 @@
       </w:pPr>
       <w:r>
         <w:rPr>
-          <w:rFonts w:ascii="Arial" w:hAnsi="Arial" w:eastAsia="阿里巴巴普惠体"/>
+          <w:rFonts w:ascii="Arial" w:hAnsi="Arial" w:eastAsia="微软雅黑"/>
           <w:b/>
-          <w:color w:val="FF6B35"/>
+          <w:color w:val="8A9089"/>
           <w:sz w:val="30"/>
         </w:rPr>
         <w:t>风险提示</w:t>
@@ -741,13 +741,13 @@
     <w:qFormat/>
     <w:rsid w:val="00FC693F"/>
     <w:pPr>
-      <w:spacing w:line="336" w:lineRule="auto"/>
+      <w:spacing w:line="312" w:lineRule="auto"/>
     </w:pPr>
     <w:rPr>
-      <w:rFonts w:ascii="Arial" w:hAnsi="Arial" w:eastAsia="阿里巴巴普惠体"/>
+      <w:rFonts w:ascii="Arial" w:hAnsi="Arial" w:eastAsia="宋体"/>
       <w:b w:val="0"/>
       <w:color w:val="1E2320"/>
-      <w:sz w:val="24"/>
+      <w:sz w:val="21"/>
     </w:rPr>
   </w:style>
   <w:style w:type="paragraph" w:styleId="Header">
@@ -809,10 +809,10 @@
       <w:outlineLvl w:val="0"/>
     </w:pPr>
     <w:rPr>
-      <w:rFonts w:asciiTheme="majorHAnsi" w:eastAsiaTheme="majorEastAsia" w:hAnsiTheme="majorHAnsi" w:cstheme="majorBidi" w:ascii="Arial" w:hAnsi="Arial" w:eastAsia="阿里巴巴普惠体"/>
+      <w:rFonts w:asciiTheme="majorHAnsi" w:eastAsiaTheme="majorEastAsia" w:hAnsiTheme="majorHAnsi" w:cstheme="majorBidi" w:ascii="Arial" w:hAnsi="Arial" w:eastAsia="微软雅黑"/>
       <w:b/>
       <w:bCs/>
-      <w:color w:val="FF6B35"/>
+      <w:color w:val="8A9089"/>
       <w:sz w:val="30"/>
       <w:szCs w:val="28"/>
     </w:rPr>
@@ -833,10 +833,10 @@
       <w:outlineLvl w:val="1"/>
     </w:pPr>
     <w:rPr>
-      <w:rFonts w:asciiTheme="majorHAnsi" w:eastAsiaTheme="majorEastAsia" w:hAnsiTheme="majorHAnsi" w:cstheme="majorBidi" w:ascii="Arial" w:hAnsi="Arial" w:eastAsia="阿里巴巴普惠体"/>
+      <w:rFonts w:asciiTheme="majorHAnsi" w:eastAsiaTheme="majorEastAsia" w:hAnsiTheme="majorHAnsi" w:cstheme="majorBidi" w:ascii="Arial" w:hAnsi="Arial" w:eastAsia="微软雅黑"/>
       <w:b/>
       <w:bCs/>
-      <w:color w:val="FF6B35"/>
+      <w:color w:val="8A9089"/>
       <w:sz w:val="25"/>
       <w:szCs w:val="26"/>
     </w:rPr>
@@ -857,7 +857,7 @@
       <w:outlineLvl w:val="2"/>
     </w:pPr>
     <w:rPr>
-      <w:rFonts w:asciiTheme="majorHAnsi" w:eastAsiaTheme="majorEastAsia" w:hAnsiTheme="majorHAnsi" w:cstheme="majorBidi" w:ascii="Arial" w:hAnsi="Arial" w:eastAsia="阿里巴巴普惠体"/>
+      <w:rFonts w:asciiTheme="majorHAnsi" w:eastAsiaTheme="majorEastAsia" w:hAnsiTheme="majorHAnsi" w:cstheme="majorBidi" w:ascii="Arial" w:hAnsi="Arial" w:eastAsia="微软雅黑"/>
       <w:b/>
       <w:bCs/>
       <w:color w:val="37474F"/>
